--- a/matek12.docx
+++ b/matek12.docx
@@ -927,7 +927,37 @@
         <w:rPr>
           <w:lang w:val="hu-HU" w:eastAsia="zh-CN" w:bidi="hi-IN"/>
         </w:rPr>
-        <w:t xml:space="preserve">tangens alfa: az egyenes iránytangense </w:t>
+        <w:t>tangens alfa: az egyenes iránytangense</w:t>
+      </w:r>
+    </w:p>
+    <w:p>
+      <w:pPr>
+        <w:pStyle w:val="Normal"/>
+        <w:bidi w:val="0"/>
+        <w:jc w:val="start"/>
+        <w:rPr>
+          <w:lang w:val="hu-HU" w:eastAsia="zh-CN" w:bidi="hi-IN"/>
+        </w:rPr>
+      </w:pPr>
+      <w:r>
+        <w:rPr>
+          <w:lang w:val="hu-HU" w:eastAsia="zh-CN" w:bidi="hi-IN"/>
+        </w:rPr>
+      </w:r>
+    </w:p>
+    <w:p>
+      <w:pPr>
+        <w:pStyle w:val="Normal"/>
+        <w:bidi w:val="0"/>
+        <w:jc w:val="start"/>
+        <w:rPr>
+          <w:lang w:val="hu-HU" w:eastAsia="zh-CN" w:bidi="hi-IN"/>
+        </w:rPr>
+      </w:pPr>
+      <w:r>
+        <w:rPr>
+          <w:lang w:val="hu-HU" w:eastAsia="zh-CN" w:bidi="hi-IN"/>
+        </w:rPr>
       </w:r>
     </w:p>
     <w:sectPr>
